--- a/AusCO_CoverLetter.docx
+++ b/AusCO_CoverLetter.docx
@@ -3,6 +3,14 @@
 <w:document xmlns:wpc="http://schemas.microsoft.com/office/word/2010/wordprocessingCanvas" xmlns:cx="http://schemas.microsoft.com/office/drawing/2014/chartex" xmlns:cx1="http://schemas.microsoft.com/office/drawing/2015/9/8/chartex" xmlns:cx2="http://schemas.microsoft.com/office/drawing/2015/10/21/chartex" xmlns:cx3="http://schemas.microsoft.com/office/drawing/2016/5/9/chartex" xmlns:cx4="http://schemas.microsoft.com/office/drawing/2016/5/10/chartex" xmlns:cx5="http://schemas.microsoft.com/office/drawing/2016/5/11/chartex" xmlns:cx6="http://schemas.microsoft.com/office/drawing/2016/5/12/chartex" xmlns:cx7="http://schemas.microsoft.com/office/drawing/2016/5/13/chartex" xmlns:cx8="http://schemas.microsoft.com/office/drawing/2016/5/14/chartex" xmlns:mc="http://schemas.openxmlformats.org/markup-compatibility/2006" xmlns:aink="http://schemas.microsoft.com/office/drawing/2016/ink" xmlns:am3d="http://schemas.microsoft.com/office/drawing/2017/model3d" xmlns:o="urn:schemas-microsoft-com:office:office" xmlns:oel="http://schemas.microsoft.com/office/2019/extlst" xmlns:r="http://schemas.openxmlformats.org/officeDocument/2006/relationships" xmlns:m="http://schemas.openxmlformats.org/officeDocument/2006/math" xmlns:v="urn:schemas-microsoft-com:vml" xmlns:wp14="http://schemas.microsoft.com/office/word/2010/wordprocessingDrawing" xmlns:wp="http://schemas.openxmlformats.org/drawingml/2006/wordprocessingDrawing" xmlns:w10="urn:schemas-microsoft-com:office:word" xmlns:w="http://schemas.openxmlformats.org/wordprocessingml/2006/main" xmlns:w14="http://schemas.microsoft.com/office/word/2010/wordml" xmlns:w15="http://schemas.microsoft.com/office/word/2012/wordml" xmlns:w16cex="http://schemas.microsoft.com/office/word/2018/wordml/cex" xmlns:w16cid="http://schemas.microsoft.com/office/word/2016/wordml/cid" xmlns:w16="http://schemas.microsoft.com/office/word/2018/wordml" xmlns:w16du="http://schemas.microsoft.com/office/word/2023/wordml/word16du" xmlns:w16sdtdh="http://schemas.microsoft.com/office/word/2020/wordml/sdtdatahash" xmlns:w16sdtfl="http://schemas.microsoft.com/office/word/2024/wordml/sdtformatlock" xmlns:w16se="http://schemas.microsoft.com/office/word/2015/wordml/symex" xmlns:wpg="http://schemas.microsoft.com/office/word/2010/wordprocessingGroup" xmlns:wpi="http://schemas.microsoft.com/office/word/2010/wordprocessingInk" xmlns:wne="http://schemas.microsoft.com/office/word/2006/wordml" xmlns:wps="http://schemas.microsoft.com/office/word/2010/wordprocessingShape" mc:Ignorable="w14 w15 w16se w16cid w16 w16cex w16sdtdh w16sdtfl w16du wp14">
   <w:body>
     <w:p>
+      <w:pPr>
+        <w:jc w:val="right"/>
+      </w:pPr>
+      <w:r>
+        <w:t>April 2, 2026</w:t>
+      </w:r>
+    </w:p>
+    <w:p>
       <w:r>
         <w:t>Editors</w:t>
       </w:r>
@@ -59,72 +67,183 @@
       </w:r>
       <w:r>
         <w:br/>
-      </w:r>
-      <w:r>
-        <w:t>The 2019/2020 Australian wildfire</w:t>
-      </w:r>
-      <w:r>
-        <w:t xml:space="preserve"> (fire?)</w:t>
-      </w:r>
-      <w:r>
-        <w:t xml:space="preserve"> season was notable in its severity</w:t>
-      </w:r>
-      <w:r>
-        <w:t>, with distinct (</w:t>
-      </w:r>
-      <w:proofErr w:type="spellStart"/>
-      <w:r>
-        <w:t>Syn:severe</w:t>
-      </w:r>
-      <w:proofErr w:type="spellEnd"/>
-      <w:r>
-        <w:t xml:space="preserve">??) effects felt (syn) regionally and globally. </w:t>
-      </w:r>
-      <w:r>
-        <w:t xml:space="preserve">Fire (wildfire)-weather conditions that precede (syn: maybe influence?)  severe wildfire events are </w:t>
-      </w:r>
-      <w:r>
-        <w:t xml:space="preserve">related to global climate variability, specifically </w:t>
-      </w:r>
-      <w:r>
-        <w:t>with respect to drought, fuel availability, and elevated temperatures. Which are related to climate mode variability</w:t>
-      </w:r>
-      <w:r>
-        <w:t xml:space="preserve">, such as the </w:t>
-      </w:r>
-      <w:r>
-        <w:t>El Ni</w:t>
-      </w:r>
-      <w:r>
-        <w:t>n</w:t>
-      </w:r>
-      <w:r>
-        <w:t>o Southern Oscillation (ENSO)</w:t>
-      </w:r>
-      <w:r>
-        <w:t xml:space="preserve"> and</w:t>
-      </w:r>
-      <w:r>
-        <w:t xml:space="preserve"> the Indian Ocean Dipole (IOD)</w:t>
-      </w:r>
-      <w:r>
-        <w:t>. However, many of these relationships have been established (statistically) on a monthly or seasonal scale</w:t>
-      </w:r>
-      <w:r>
-        <w:t xml:space="preserve">, that does not account for different (alternative) temporal framing. </w:t>
-      </w:r>
-      <w:r>
-        <w:t xml:space="preserve">Another, important feature that we explore (successfully) is the impact of the regional (sub-regional?) affects of IOD on southeast Australian wildfire conditions. </w:t>
+        <w:t xml:space="preserve">The 2019/2020 Australian wildfire season was notable in its severity, </w:t>
+      </w:r>
+      <w:r>
+        <w:t xml:space="preserve">with </w:t>
+      </w:r>
+      <w:r>
+        <w:t xml:space="preserve">significant local and global impacts. Fire-weather conditions in Australia, such as  drought, fuel availability, and elevated temperatures are related to (driven by?) climate variability. </w:t>
+      </w:r>
+      <w:r>
+        <w:t>The existing literature indicates (potentially remove this) that in southeast Australia there are several climates modes associated with (known to influence) fire weather, one of which is the Indian Ocean Dipole (IOD). However, since IOD is</w:t>
+      </w:r>
+      <w:r>
+        <w:t xml:space="preserve"> (used and)</w:t>
+      </w:r>
+      <w:r>
+        <w:t xml:space="preserve"> represented as the (a?) gradient (difference) between the western</w:t>
+      </w:r>
+      <w:r>
+        <w:t xml:space="preserve"> and eastern regions of the Indian Ocean basin the specific (syn) effects of each region on southeast Australian fire intensity is not well understood. Therefore,</w:t>
+      </w:r>
+      <w:r>
+        <w:t xml:space="preserve"> one of the open questions we address here is: </w:t>
+      </w:r>
+      <w:r>
+        <w:rPr>
+          <w:b/>
+          <w:bCs/>
+        </w:rPr>
+        <w:t xml:space="preserve">Does separating IOD into its eastern and western components reveal a climate-fire relationship to southeast Australia that might have otherwise been obscured? </w:t>
+      </w:r>
+      <w:r>
+        <w:t xml:space="preserve"> </w:t>
+      </w:r>
+      <w:r>
+        <w:t xml:space="preserve">This (exploration) is in conjunction with the exploration of several other climate mode indices to create a more complete understanding of the climate-fire relationship of southeast Australia.  </w:t>
       </w:r>
     </w:p>
     <w:p>
       <w:r>
-        <w:br w:type="page"/>
+        <w:t>(</w:t>
+      </w:r>
+      <w:r>
+        <w:rPr>
+          <w:i/>
+          <w:iCs/>
+        </w:rPr>
+        <w:t xml:space="preserve">Move </w:t>
+      </w:r>
+      <w:r>
+        <w:rPr>
+          <w:i/>
+          <w:iCs/>
+        </w:rPr>
+        <w:t>down as a description of statistical methods.</w:t>
+      </w:r>
+      <w:r>
+        <w:t>)</w:t>
+      </w:r>
+      <w:r>
+        <w:br/>
+      </w:r>
+      <w:r>
+        <w:t>The other problem (question??) that is addressed in</w:t>
+      </w:r>
+      <w:r>
+        <w:t xml:space="preserve"> (unique appeal to)</w:t>
+      </w:r>
+      <w:r>
+        <w:t xml:space="preserve"> our work, distinct from similar work, is to use weekly data that is clustered into distinct (syn) sub-seasonal groups.</w:t>
+      </w:r>
+      <w:r>
+        <w:t xml:space="preserve"> This effectively addresses (syn) weaknesses of precious research on the climate-fire connections (relationships?) which explore(d) seasonal or monthly temporal resolutions, which potentially conceal (syn) sub-seasonal variability. </w:t>
+      </w:r>
+      <w:r>
+        <w:t xml:space="preserve">Specifically, similar climate-fire analysis has been performed </w:t>
+      </w:r>
+      <w:r>
+        <w:t>monthly</w:t>
+      </w:r>
+      <w:r>
+        <w:t xml:space="preserve"> (Buchholz et al, 2018 </w:t>
+      </w:r>
+      <w:r>
+        <w:rPr>
+          <w:i/>
+          <w:iCs/>
+        </w:rPr>
+        <w:t>(journal)</w:t>
+      </w:r>
+      <w:r>
+        <w:t xml:space="preserve">) or with respect to </w:t>
+      </w:r>
+      <w:r>
+        <w:t>austral spring</w:t>
+      </w:r>
+      <w:r>
+        <w:t xml:space="preserve"> season</w:t>
+      </w:r>
+      <w:r>
+        <w:t xml:space="preserve"> (Ren et al, 2025 </w:t>
+      </w:r>
+      <w:r>
+        <w:rPr>
+          <w:i/>
+          <w:iCs/>
+        </w:rPr>
+        <w:t>Environmental Research Letters</w:t>
+      </w:r>
+      <w:r>
+        <w:t>).</w:t>
+      </w:r>
+      <w:r>
+        <w:t xml:space="preserve"> </w:t>
+      </w:r>
+      <w:r>
+        <w:t xml:space="preserve"> …</w:t>
       </w:r>
     </w:p>
     <w:p>
       <w:r>
+        <w:t xml:space="preserve">Our manuscript (change, maybe?) address this (these?) question(s) by using statistical modelling methods </w:t>
+      </w:r>
+      <w:r>
+        <w:t xml:space="preserve">to select relevant terms, which </w:t>
+      </w:r>
+      <w:r>
+        <w:t xml:space="preserve">are robust with respect to </w:t>
+      </w:r>
+      <w:r>
+        <w:t xml:space="preserve">the exclusion of extreme wildfire events such as 2019/2020. Our connection between climate mode variability and southeast Australian fire intensity via atmospheric CO, especially the </w:t>
+      </w:r>
+      <w:r>
         <w:lastRenderedPageBreak/>
+        <w:t xml:space="preserve">differentiation between regions in the Indian Ocean basin, is of </w:t>
+      </w:r>
+      <w:r>
+        <w:t xml:space="preserve">interest to readers of </w:t>
+      </w:r>
+      <w:r>
+        <w:rPr>
+          <w:i/>
+          <w:iCs/>
+        </w:rPr>
+        <w:t>Geophysical Research Letters.</w:t>
+      </w:r>
+      <w:r>
+        <w:rPr>
+          <w:i/>
+          <w:iCs/>
+        </w:rPr>
+        <w:t xml:space="preserve"> </w:t>
+      </w:r>
+      <w:r>
+        <w:t>Specifically, we believe that th</w:t>
+      </w:r>
+      <w:r>
+        <w:t xml:space="preserve">ese results have broad and immediate implications </w:t>
+      </w:r>
+      <w:r>
+        <w:t xml:space="preserve">since… </w:t>
+      </w:r>
+    </w:p>
+    <w:p/>
+    <w:p/>
+    <w:p/>
+    <w:p/>
+    <w:p/>
+    <w:p/>
+    <w:p/>
+    <w:p/>
+    <w:p/>
+    <w:p/>
+    <w:p/>
+    <w:p/>
+    <w:p/>
+    <w:p>
+      <w:r>
         <w:t>GRL Journal Information</w:t>
       </w:r>
       <w:r>
@@ -139,6 +258,125 @@
       </w:r>
       <w:r>
         <w:t>.”</w:t>
+      </w:r>
+    </w:p>
+    <w:p>
+      <w:r>
+        <w:t xml:space="preserve">Outline: </w:t>
+      </w:r>
+    </w:p>
+    <w:p>
+      <w:pPr>
+        <w:pStyle w:val="ListParagraph"/>
+        <w:numPr>
+          <w:ilvl w:val="0"/>
+          <w:numId w:val="1"/>
+        </w:numPr>
+      </w:pPr>
+      <w:r>
+        <w:rPr>
+          <w:i/>
+          <w:iCs/>
+        </w:rPr>
+        <w:t>General</w:t>
+      </w:r>
+      <w:r>
+        <w:rPr>
+          <w:i/>
+          <w:iCs/>
+        </w:rPr>
+        <w:t xml:space="preserve"> question that we are addressing</w:t>
+      </w:r>
+      <w:r>
+        <w:t>:</w:t>
+      </w:r>
+      <w:r>
+        <w:t xml:space="preserve">  How do large-scale climate patterns affect the intensity of wildfires in southeast Australia? </w:t>
+      </w:r>
+    </w:p>
+    <w:p>
+      <w:pPr>
+        <w:pStyle w:val="ListParagraph"/>
+        <w:numPr>
+          <w:ilvl w:val="0"/>
+          <w:numId w:val="1"/>
+        </w:numPr>
+      </w:pPr>
+      <w:r>
+        <w:rPr>
+          <w:i/>
+          <w:iCs/>
+        </w:rPr>
+        <w:t>Open question (more specific and actually unanswered):</w:t>
+      </w:r>
+      <w:r>
+        <w:t xml:space="preserve"> Can we identify </w:t>
+      </w:r>
+      <w:r>
+        <w:t>a statistical relationship between</w:t>
+      </w:r>
+      <w:r>
+        <w:t xml:space="preserve"> climate mode </w:t>
+      </w:r>
+      <w:r>
+        <w:t>variability</w:t>
+      </w:r>
+      <w:r>
+        <w:t>,</w:t>
+      </w:r>
+      <w:r>
+        <w:t xml:space="preserve"> weeks or months</w:t>
+      </w:r>
+      <w:r>
+        <w:t xml:space="preserve"> before,</w:t>
+      </w:r>
+      <w:r>
+        <w:t xml:space="preserve"> to </w:t>
+      </w:r>
+      <w:r>
+        <w:t xml:space="preserve">a </w:t>
+      </w:r>
+      <w:r>
+        <w:t>wildfire events, via atmospheric CO emissions</w:t>
+      </w:r>
+      <w:r>
+        <w:t>?</w:t>
+      </w:r>
+    </w:p>
+    <w:p>
+      <w:pPr>
+        <w:pStyle w:val="ListParagraph"/>
+        <w:numPr>
+          <w:ilvl w:val="0"/>
+          <w:numId w:val="1"/>
+        </w:numPr>
+      </w:pPr>
+      <w:r>
+        <w:t xml:space="preserve"> What </w:t>
+      </w:r>
+      <w:r>
+        <w:t>climate mode variabilities affect southeast Australian wildfire via atmospheric CO anomalies, and what variations in temporal scale can contribute to these results?</w:t>
+      </w:r>
+    </w:p>
+    <w:p>
+      <w:pPr>
+        <w:pStyle w:val="ListParagraph"/>
+        <w:numPr>
+          <w:ilvl w:val="1"/>
+          <w:numId w:val="1"/>
+        </w:numPr>
+      </w:pPr>
+      <w:r>
+        <w:lastRenderedPageBreak/>
+        <w:t xml:space="preserve">(Not great) Also, do regions of the Indian Ocean basin, as represented by ETIO and WTIO, affect southeast Australian wildfire (via CO proxy) differently, and what does this tell us about how we should treat the connection between Australian wildfire and the influence of climate </w:t>
+      </w:r>
+      <w:proofErr w:type="spellStart"/>
+      <w:r>
+        <w:t>modes</w:t>
+      </w:r>
+      <w:proofErr w:type="spellEnd"/>
+      <w:r>
+        <w:t>, such as IOD/DMI.</w:t>
       </w:r>
     </w:p>
     <w:sectPr>
@@ -149,6 +387,127 @@
     </w:sectPr>
   </w:body>
 </w:document>
+</file>
+
+<file path=word/numbering.xml><?xml version="1.0" encoding="utf-8"?>
+<w:numbering xmlns:wpc="http://schemas.microsoft.com/office/word/2010/wordprocessingCanvas" xmlns:cx="http://schemas.microsoft.com/office/drawing/2014/chartex" xmlns:cx1="http://schemas.microsoft.com/office/drawing/2015/9/8/chartex" xmlns:cx2="http://schemas.microsoft.com/office/drawing/2015/10/21/chartex" xmlns:cx3="http://schemas.microsoft.com/office/drawing/2016/5/9/chartex" xmlns:cx4="http://schemas.microsoft.com/office/drawing/2016/5/10/chartex" xmlns:cx5="http://schemas.microsoft.com/office/drawing/2016/5/11/chartex" xmlns:cx6="http://schemas.microsoft.com/office/drawing/2016/5/12/chartex" xmlns:cx7="http://schemas.microsoft.com/office/drawing/2016/5/13/chartex" xmlns:cx8="http://schemas.microsoft.com/office/drawing/2016/5/14/chartex" xmlns:mc="http://schemas.openxmlformats.org/markup-compatibility/2006" xmlns:aink="http://schemas.microsoft.com/office/drawing/2016/ink" xmlns:am3d="http://schemas.microsoft.com/office/drawing/2017/model3d" xmlns:o="urn:schemas-microsoft-com:office:office" xmlns:oel="http://schemas.microsoft.com/office/2019/extlst" xmlns:r="http://schemas.openxmlformats.org/officeDocument/2006/relationships" xmlns:m="http://schemas.openxmlformats.org/officeDocument/2006/math" xmlns:v="urn:schemas-microsoft-com:vml" xmlns:wp14="http://schemas.microsoft.com/office/word/2010/wordprocessingDrawing" xmlns:wp="http://schemas.openxmlformats.org/drawingml/2006/wordprocessingDrawing" xmlns:w10="urn:schemas-microsoft-com:office:word" xmlns:w="http://schemas.openxmlformats.org/wordprocessingml/2006/main" xmlns:w14="http://schemas.microsoft.com/office/word/2010/wordml" xmlns:w15="http://schemas.microsoft.com/office/word/2012/wordml" xmlns:w16cex="http://schemas.microsoft.com/office/word/2018/wordml/cex" xmlns:w16cid="http://schemas.microsoft.com/office/word/2016/wordml/cid" xmlns:w16="http://schemas.microsoft.com/office/word/2018/wordml" xmlns:w16du="http://schemas.microsoft.com/office/word/2023/wordml/word16du" xmlns:w16sdtdh="http://schemas.microsoft.com/office/word/2020/wordml/sdtdatahash" xmlns:w16sdtfl="http://schemas.microsoft.com/office/word/2024/wordml/sdtformatlock" xmlns:w16se="http://schemas.microsoft.com/office/word/2015/wordml/symex" xmlns:wpg="http://schemas.microsoft.com/office/word/2010/wordprocessingGroup" xmlns:wpi="http://schemas.microsoft.com/office/word/2010/wordprocessingInk" xmlns:wne="http://schemas.microsoft.com/office/word/2006/wordml" xmlns:wps="http://schemas.microsoft.com/office/word/2010/wordprocessingShape" mc:Ignorable="w14 w15 w16se w16cid w16 w16cex w16sdtdh w16sdtfl w16du wp14">
+  <w:abstractNum w:abstractNumId="0" w15:restartNumberingAfterBreak="0">
+    <w:nsid w:val="01926C8E"/>
+    <w:multiLevelType w:val="hybridMultilevel"/>
+    <w:tmpl w:val="CA64D2CC"/>
+    <w:lvl w:ilvl="0" w:tplc="1B68E878">
+      <w:start w:val="63"/>
+      <w:numFmt w:val="bullet"/>
+      <w:lvlText w:val="-"/>
+      <w:lvlJc w:val="left"/>
+      <w:pPr>
+        <w:ind w:left="720" w:hanging="360"/>
+      </w:pPr>
+      <w:rPr>
+        <w:rFonts w:ascii="Aptos" w:eastAsiaTheme="minorHAnsi" w:hAnsi="Aptos" w:cstheme="minorBidi" w:hint="default"/>
+      </w:rPr>
+    </w:lvl>
+    <w:lvl w:ilvl="1" w:tplc="04090003">
+      <w:start w:val="1"/>
+      <w:numFmt w:val="bullet"/>
+      <w:lvlText w:val="o"/>
+      <w:lvlJc w:val="left"/>
+      <w:pPr>
+        <w:ind w:left="1440" w:hanging="360"/>
+      </w:pPr>
+      <w:rPr>
+        <w:rFonts w:ascii="Courier New" w:hAnsi="Courier New" w:cs="Courier New" w:hint="default"/>
+      </w:rPr>
+    </w:lvl>
+    <w:lvl w:ilvl="2" w:tplc="04090005" w:tentative="1">
+      <w:start w:val="1"/>
+      <w:numFmt w:val="bullet"/>
+      <w:lvlText w:val=""/>
+      <w:lvlJc w:val="left"/>
+      <w:pPr>
+        <w:ind w:left="2160" w:hanging="360"/>
+      </w:pPr>
+      <w:rPr>
+        <w:rFonts w:ascii="Wingdings" w:hAnsi="Wingdings" w:hint="default"/>
+      </w:rPr>
+    </w:lvl>
+    <w:lvl w:ilvl="3" w:tplc="04090001" w:tentative="1">
+      <w:start w:val="1"/>
+      <w:numFmt w:val="bullet"/>
+      <w:lvlText w:val=""/>
+      <w:lvlJc w:val="left"/>
+      <w:pPr>
+        <w:ind w:left="2880" w:hanging="360"/>
+      </w:pPr>
+      <w:rPr>
+        <w:rFonts w:ascii="Symbol" w:hAnsi="Symbol" w:hint="default"/>
+      </w:rPr>
+    </w:lvl>
+    <w:lvl w:ilvl="4" w:tplc="04090003" w:tentative="1">
+      <w:start w:val="1"/>
+      <w:numFmt w:val="bullet"/>
+      <w:lvlText w:val="o"/>
+      <w:lvlJc w:val="left"/>
+      <w:pPr>
+        <w:ind w:left="3600" w:hanging="360"/>
+      </w:pPr>
+      <w:rPr>
+        <w:rFonts w:ascii="Courier New" w:hAnsi="Courier New" w:cs="Courier New" w:hint="default"/>
+      </w:rPr>
+    </w:lvl>
+    <w:lvl w:ilvl="5" w:tplc="04090005" w:tentative="1">
+      <w:start w:val="1"/>
+      <w:numFmt w:val="bullet"/>
+      <w:lvlText w:val=""/>
+      <w:lvlJc w:val="left"/>
+      <w:pPr>
+        <w:ind w:left="4320" w:hanging="360"/>
+      </w:pPr>
+      <w:rPr>
+        <w:rFonts w:ascii="Wingdings" w:hAnsi="Wingdings" w:hint="default"/>
+      </w:rPr>
+    </w:lvl>
+    <w:lvl w:ilvl="6" w:tplc="04090001" w:tentative="1">
+      <w:start w:val="1"/>
+      <w:numFmt w:val="bullet"/>
+      <w:lvlText w:val=""/>
+      <w:lvlJc w:val="left"/>
+      <w:pPr>
+        <w:ind w:left="5040" w:hanging="360"/>
+      </w:pPr>
+      <w:rPr>
+        <w:rFonts w:ascii="Symbol" w:hAnsi="Symbol" w:hint="default"/>
+      </w:rPr>
+    </w:lvl>
+    <w:lvl w:ilvl="7" w:tplc="04090003" w:tentative="1">
+      <w:start w:val="1"/>
+      <w:numFmt w:val="bullet"/>
+      <w:lvlText w:val="o"/>
+      <w:lvlJc w:val="left"/>
+      <w:pPr>
+        <w:ind w:left="5760" w:hanging="360"/>
+      </w:pPr>
+      <w:rPr>
+        <w:rFonts w:ascii="Courier New" w:hAnsi="Courier New" w:cs="Courier New" w:hint="default"/>
+      </w:rPr>
+    </w:lvl>
+    <w:lvl w:ilvl="8" w:tplc="04090005" w:tentative="1">
+      <w:start w:val="1"/>
+      <w:numFmt w:val="bullet"/>
+      <w:lvlText w:val=""/>
+      <w:lvlJc w:val="left"/>
+      <w:pPr>
+        <w:ind w:left="6480" w:hanging="360"/>
+      </w:pPr>
+      <w:rPr>
+        <w:rFonts w:ascii="Wingdings" w:hAnsi="Wingdings" w:hint="default"/>
+      </w:rPr>
+    </w:lvl>
+  </w:abstractNum>
+  <w:num w:numId="1" w16cid:durableId="2136293763">
+    <w:abstractNumId w:val="0"/>
+  </w:num>
+</w:numbering>
 </file>
 
 <file path=word/styles.xml><?xml version="1.0" encoding="utf-8"?>

--- a/AusCO_CoverLetter.docx
+++ b/AusCO_CoverLetter.docx
@@ -5,379 +5,446 @@
     <w:p>
       <w:pPr>
         <w:jc w:val="right"/>
-      </w:pPr>
-      <w:r>
-        <w:t>April 2, 2026</w:t>
+        <w:rPr>
+          <w:sz w:val="22"/>
+          <w:szCs w:val="22"/>
+        </w:rPr>
+      </w:pPr>
+      <w:r>
+        <w:rPr>
+          <w:sz w:val="22"/>
+          <w:szCs w:val="22"/>
+        </w:rPr>
+        <w:t xml:space="preserve">April </w:t>
+      </w:r>
+      <w:r>
+        <w:rPr>
+          <w:sz w:val="22"/>
+          <w:szCs w:val="22"/>
+        </w:rPr>
+        <w:t>8</w:t>
+      </w:r>
+      <w:r>
+        <w:rPr>
+          <w:sz w:val="22"/>
+          <w:szCs w:val="22"/>
+        </w:rPr>
+        <w:t>, 2026</w:t>
       </w:r>
     </w:p>
     <w:p>
-      <w:r>
+      <w:pPr>
+        <w:rPr>
+          <w:sz w:val="22"/>
+          <w:szCs w:val="22"/>
+        </w:rPr>
+      </w:pPr>
+      <w:r>
+        <w:rPr>
+          <w:sz w:val="22"/>
+          <w:szCs w:val="22"/>
+        </w:rPr>
         <w:t>Editors</w:t>
       </w:r>
       <w:r>
+        <w:rPr>
+          <w:sz w:val="22"/>
+          <w:szCs w:val="22"/>
+        </w:rPr>
         <w:br/>
         <w:t>Geophysical Research Letters</w:t>
       </w:r>
     </w:p>
     <w:p>
-      <w:r>
-        <w:br/>
+      <w:pPr>
+        <w:rPr>
+          <w:sz w:val="22"/>
+          <w:szCs w:val="22"/>
+        </w:rPr>
+      </w:pPr>
+      <w:r>
+        <w:rPr>
+          <w:sz w:val="22"/>
+          <w:szCs w:val="22"/>
+        </w:rPr>
         <w:t>Dear Editors,</w:t>
       </w:r>
-      <w:r>
-        <w:br/>
-      </w:r>
-      <w:r>
-        <w:br/>
-      </w:r>
-      <w:r>
-        <w:t>We (happily (Syn: are happy/pleased to)) submit our manuscript title “</w:t>
+    </w:p>
+    <w:p>
+      <w:pPr>
+        <w:rPr>
+          <w:sz w:val="22"/>
+          <w:szCs w:val="22"/>
+        </w:rPr>
+      </w:pPr>
+      <w:r>
+        <w:rPr>
+          <w:sz w:val="22"/>
+          <w:szCs w:val="22"/>
+        </w:rPr>
+        <w:t>We are please</w:t>
+      </w:r>
+      <w:r>
+        <w:rPr>
+          <w:sz w:val="22"/>
+          <w:szCs w:val="22"/>
+        </w:rPr>
+        <w:t>d</w:t>
+      </w:r>
+      <w:r>
+        <w:rPr>
+          <w:sz w:val="22"/>
+          <w:szCs w:val="22"/>
+        </w:rPr>
+        <w:t xml:space="preserve"> to submit our manuscript titled “</w:t>
       </w:r>
       <w:r>
         <w:rPr>
           <w:b/>
           <w:bCs/>
-        </w:rPr>
-        <w:t>Extreme Wildfire-Related CO Anomalies in Southeast Australia and Indian Ocean Dipole Variability</w:t>
-      </w:r>
-      <w:r>
+          <w:sz w:val="22"/>
+          <w:szCs w:val="22"/>
+        </w:rPr>
+        <w:t xml:space="preserve">Extreme Wildfire-Related CO Anomalies in Southeast Australia </w:t>
+      </w:r>
+      <w:r>
+        <w:rPr>
+          <w:b/>
+          <w:bCs/>
+          <w:sz w:val="22"/>
+          <w:szCs w:val="22"/>
+        </w:rPr>
+        <w:t>linked to</w:t>
+      </w:r>
+      <w:r>
+        <w:rPr>
+          <w:b/>
+          <w:bCs/>
+          <w:sz w:val="22"/>
+          <w:szCs w:val="22"/>
+        </w:rPr>
+        <w:t xml:space="preserve"> </w:t>
+      </w:r>
+      <w:r>
+        <w:rPr>
+          <w:b/>
+          <w:bCs/>
+          <w:sz w:val="22"/>
+          <w:szCs w:val="22"/>
+        </w:rPr>
+        <w:t>Indian Ocean Dipole Variability</w:t>
+      </w:r>
+      <w:r>
+        <w:rPr>
+          <w:sz w:val="22"/>
+          <w:szCs w:val="22"/>
+        </w:rPr>
         <w:t xml:space="preserve">” for consideration in </w:t>
       </w:r>
       <w:r>
         <w:rPr>
           <w:i/>
           <w:iCs/>
+          <w:sz w:val="22"/>
+          <w:szCs w:val="22"/>
         </w:rPr>
         <w:t>Geophysical Research Letters.</w:t>
       </w:r>
     </w:p>
     <w:p>
-      <w:r>
-        <w:t>(</w:t>
+      <w:pPr>
+        <w:rPr>
+          <w:b/>
+          <w:bCs/>
+          <w:sz w:val="22"/>
+          <w:szCs w:val="22"/>
+        </w:rPr>
+      </w:pPr>
+      <w:r>
+        <w:rPr>
+          <w:sz w:val="22"/>
+          <w:szCs w:val="22"/>
+        </w:rPr>
+        <w:t xml:space="preserve">The 2019/2020 Australian wildfire season was notable in its severity, with widespread local and global impacts on ecosystems, human life, and atmospheric conditions. Fire-weather conditions in southeast Australia are closely related to climate variability, and several climate </w:t>
+      </w:r>
+      <w:proofErr w:type="spellStart"/>
+      <w:r>
+        <w:rPr>
+          <w:sz w:val="22"/>
+          <w:szCs w:val="22"/>
+        </w:rPr>
+        <w:t>modes</w:t>
+      </w:r>
+      <w:proofErr w:type="spellEnd"/>
+      <w:r>
+        <w:rPr>
+          <w:sz w:val="22"/>
+          <w:szCs w:val="22"/>
+        </w:rPr>
+        <w:t xml:space="preserve"> are known to influence fire activity in the region, including the El Ni</w:t>
+      </w:r>
+      <w:r>
+        <w:rPr>
+          <w:sz w:val="22"/>
+          <w:szCs w:val="22"/>
+        </w:rPr>
+        <w:t>ñ</w:t>
+      </w:r>
+      <w:r>
+        <w:rPr>
+          <w:sz w:val="22"/>
+          <w:szCs w:val="22"/>
+        </w:rPr>
+        <w:t xml:space="preserve">o Southern Oscillation (ENSO) and the Indian Ocean Dipole (IOD). However, the IOD is typically represented as a single gradient index across the Indian Ocean basin, which can obscure the distinct contributions of its eastern and western poles to fire activity. This raises a central open question that we address here: </w:t>
+      </w:r>
+      <w:r>
+        <w:rPr>
+          <w:b/>
+          <w:bCs/>
+          <w:sz w:val="22"/>
+          <w:szCs w:val="22"/>
+        </w:rPr>
+        <w:t>does separating the IOD into its eastern and western components reveal climate-fire relationships in southeast Australia that are obscured when using a single index?</w:t>
+      </w:r>
+    </w:p>
+    <w:p>
+      <w:pPr>
+        <w:rPr>
+          <w:b/>
+          <w:bCs/>
+          <w:sz w:val="22"/>
+          <w:szCs w:val="22"/>
+        </w:rPr>
+      </w:pPr>
+      <w:r>
+        <w:rPr>
+          <w:sz w:val="22"/>
+          <w:szCs w:val="22"/>
+        </w:rPr>
+        <w:t xml:space="preserve">There are three primary findings from this work that we believe will be of broad interest to readers of </w:t>
       </w:r>
       <w:r>
         <w:rPr>
           <w:i/>
           <w:iCs/>
-        </w:rPr>
-        <w:t>What does this paper answer?</w:t>
-      </w:r>
-      <w:r>
-        <w:t>)</w:t>
-      </w:r>
-      <w:r>
-        <w:br/>
-        <w:t xml:space="preserve">The 2019/2020 Australian wildfire season was notable in its severity, </w:t>
-      </w:r>
-      <w:r>
-        <w:t xml:space="preserve">with </w:t>
-      </w:r>
-      <w:r>
-        <w:t xml:space="preserve">significant local and global impacts. Fire-weather conditions in Australia, such as  drought, fuel availability, and elevated temperatures are related to (driven by?) climate variability. </w:t>
-      </w:r>
-      <w:r>
-        <w:t>The existing literature indicates (potentially remove this) that in southeast Australia there are several climates modes associated with (known to influence) fire weather, one of which is the Indian Ocean Dipole (IOD). However, since IOD is</w:t>
-      </w:r>
-      <w:r>
-        <w:t xml:space="preserve"> (used and)</w:t>
-      </w:r>
-      <w:r>
-        <w:t xml:space="preserve"> represented as the (a?) gradient (difference) between the western</w:t>
-      </w:r>
-      <w:r>
-        <w:t xml:space="preserve"> and eastern regions of the Indian Ocean basin the specific (syn) effects of each region on southeast Australian fire intensity is not well understood. Therefore,</w:t>
-      </w:r>
-      <w:r>
-        <w:t xml:space="preserve"> one of the open questions we address here is: </w:t>
-      </w:r>
-      <w:r>
-        <w:rPr>
-          <w:b/>
-          <w:bCs/>
-        </w:rPr>
-        <w:t xml:space="preserve">Does separating IOD into its eastern and western components reveal a climate-fire relationship to southeast Australia that might have otherwise been obscured? </w:t>
-      </w:r>
-      <w:r>
-        <w:t xml:space="preserve"> </w:t>
-      </w:r>
-      <w:r>
-        <w:t xml:space="preserve">This (exploration) is in conjunction with the exploration of several other climate mode indices to create a more complete understanding of the climate-fire relationship of southeast Australia.  </w:t>
+          <w:sz w:val="22"/>
+          <w:szCs w:val="22"/>
+        </w:rPr>
+        <w:t>Geophysical Research Letters</w:t>
+      </w:r>
+      <w:r>
+        <w:rPr>
+          <w:sz w:val="22"/>
+          <w:szCs w:val="22"/>
+        </w:rPr>
+        <w:t xml:space="preserve">. First, the eastern tropical Indian Ocean is a robust predictor of peak-season wildfire CO anomalies at lead times distinct from those of the western Indian Ocean. Second, these contributions are not distinguishable when using the Dipole Mode Index alone. </w:t>
+      </w:r>
+      <w:r>
+        <w:rPr>
+          <w:sz w:val="22"/>
+          <w:szCs w:val="22"/>
+        </w:rPr>
+        <w:t>Third</w:t>
+      </w:r>
+      <w:r>
+        <w:rPr>
+          <w:sz w:val="22"/>
+          <w:szCs w:val="22"/>
+        </w:rPr>
+        <w:t>, connections to previous modeling</w:t>
+      </w:r>
+      <w:r>
+        <w:rPr>
+          <w:sz w:val="22"/>
+          <w:szCs w:val="22"/>
+        </w:rPr>
+        <w:t xml:space="preserve"> work </w:t>
+      </w:r>
+      <w:r>
+        <w:rPr>
+          <w:sz w:val="22"/>
+          <w:szCs w:val="22"/>
+        </w:rPr>
+        <w:t>suggest</w:t>
+      </w:r>
+      <w:r>
+        <w:rPr>
+          <w:sz w:val="22"/>
+          <w:szCs w:val="22"/>
+        </w:rPr>
+        <w:t xml:space="preserve"> an increase </w:t>
+      </w:r>
+      <w:r>
+        <w:rPr>
+          <w:sz w:val="22"/>
+          <w:szCs w:val="22"/>
+        </w:rPr>
+        <w:t>in the frequency of such extreme fire seasons under climate change.</w:t>
       </w:r>
     </w:p>
     <w:p>
-      <w:r>
-        <w:t>(</w:t>
-      </w:r>
-      <w:r>
-        <w:rPr>
-          <w:i/>
-          <w:iCs/>
-        </w:rPr>
-        <w:t xml:space="preserve">Move </w:t>
-      </w:r>
-      <w:r>
-        <w:rPr>
-          <w:i/>
-          <w:iCs/>
-        </w:rPr>
-        <w:t>down as a description of statistical methods.</w:t>
-      </w:r>
-      <w:r>
-        <w:t>)</w:t>
-      </w:r>
-      <w:r>
-        <w:br/>
-      </w:r>
-      <w:r>
-        <w:t>The other problem (question??) that is addressed in</w:t>
-      </w:r>
-      <w:r>
-        <w:t xml:space="preserve"> (unique appeal to)</w:t>
-      </w:r>
-      <w:r>
-        <w:t xml:space="preserve"> our work, distinct from similar work, is to use weekly data that is clustered into distinct (syn) sub-seasonal groups.</w:t>
-      </w:r>
-      <w:r>
-        <w:t xml:space="preserve"> This effectively addresses (syn) weaknesses of precious research on the climate-fire connections (relationships?) which explore(d) seasonal or monthly temporal resolutions, which potentially conceal (syn) sub-seasonal variability. </w:t>
-      </w:r>
-      <w:r>
-        <w:t xml:space="preserve">Specifically, similar climate-fire analysis has been performed </w:t>
-      </w:r>
-      <w:r>
-        <w:t>monthly</w:t>
-      </w:r>
-      <w:r>
-        <w:t xml:space="preserve"> (Buchholz et al, 2018 </w:t>
-      </w:r>
-      <w:r>
-        <w:rPr>
-          <w:i/>
-          <w:iCs/>
-        </w:rPr>
-        <w:t>(journal)</w:t>
-      </w:r>
-      <w:r>
-        <w:t xml:space="preserve">) or with respect to </w:t>
-      </w:r>
-      <w:r>
-        <w:t>austral spring</w:t>
-      </w:r>
-      <w:r>
-        <w:t xml:space="preserve"> season</w:t>
-      </w:r>
-      <w:r>
-        <w:t xml:space="preserve"> (Ren et al, 2025 </w:t>
-      </w:r>
-      <w:r>
-        <w:rPr>
-          <w:i/>
-          <w:iCs/>
-        </w:rPr>
-        <w:t>Environmental Research Letters</w:t>
-      </w:r>
-      <w:r>
-        <w:t>).</w:t>
-      </w:r>
-      <w:r>
-        <w:t xml:space="preserve"> </w:t>
-      </w:r>
-      <w:r>
-        <w:t xml:space="preserve"> …</w:t>
+      <w:pPr>
+        <w:rPr>
+          <w:sz w:val="22"/>
+          <w:szCs w:val="22"/>
+        </w:rPr>
+      </w:pPr>
+      <w:r>
+        <w:rPr>
+          <w:sz w:val="22"/>
+          <w:szCs w:val="22"/>
+        </w:rPr>
+        <w:t xml:space="preserve">This work has immediate implications for upcoming Australian fire weather, as current climate forecasts indicate a trend toward an </w:t>
+      </w:r>
+      <w:r>
+        <w:rPr>
+          <w:sz w:val="22"/>
+          <w:szCs w:val="22"/>
+        </w:rPr>
+        <w:t>El Ni</w:t>
+      </w:r>
+      <w:r>
+        <w:rPr>
+          <w:sz w:val="22"/>
+          <w:szCs w:val="22"/>
+        </w:rPr>
+        <w:t>ñ</w:t>
+      </w:r>
+      <w:r>
+        <w:rPr>
+          <w:sz w:val="22"/>
+          <w:szCs w:val="22"/>
+        </w:rPr>
+        <w:t xml:space="preserve">o </w:t>
+      </w:r>
+      <w:r>
+        <w:rPr>
+          <w:sz w:val="22"/>
+          <w:szCs w:val="22"/>
+        </w:rPr>
+        <w:t xml:space="preserve">event over the coming year while IOD projections suggest a continued neutral state. However, as our paper shows, differentiating between the poles of the Indian Ocean basin is important for assessing climate-fire relationships. Neutral IOD forecasts may therefore obscure regionally distinct influences on southeast Australian wildfire conditions, potentially contributing to </w:t>
+      </w:r>
+      <w:r>
+        <w:rPr>
+          <w:sz w:val="22"/>
+          <w:szCs w:val="22"/>
+        </w:rPr>
+        <w:t xml:space="preserve">erroneous </w:t>
+      </w:r>
+      <w:r>
+        <w:rPr>
+          <w:sz w:val="22"/>
+          <w:szCs w:val="22"/>
+        </w:rPr>
+        <w:t>wildfire risk</w:t>
+      </w:r>
+      <w:r>
+        <w:rPr>
+          <w:sz w:val="22"/>
+          <w:szCs w:val="22"/>
+        </w:rPr>
+        <w:t xml:space="preserve"> estimates</w:t>
+      </w:r>
+      <w:r>
+        <w:rPr>
+          <w:sz w:val="22"/>
+          <w:szCs w:val="22"/>
+        </w:rPr>
+        <w:t>.</w:t>
       </w:r>
     </w:p>
     <w:p>
-      <w:r>
-        <w:t xml:space="preserve">Our manuscript (change, maybe?) address this (these?) question(s) by using statistical modelling methods </w:t>
-      </w:r>
-      <w:r>
-        <w:t xml:space="preserve">to select relevant terms, which </w:t>
-      </w:r>
-      <w:r>
-        <w:t xml:space="preserve">are robust with respect to </w:t>
-      </w:r>
-      <w:r>
-        <w:t xml:space="preserve">the exclusion of extreme wildfire events such as 2019/2020. Our connection between climate mode variability and southeast Australian fire intensity via atmospheric CO, especially the </w:t>
-      </w:r>
-      <w:r>
-        <w:lastRenderedPageBreak/>
-        <w:t xml:space="preserve">differentiation between regions in the Indian Ocean basin, is of </w:t>
-      </w:r>
-      <w:r>
-        <w:t xml:space="preserve">interest to readers of </w:t>
-      </w:r>
-      <w:r>
-        <w:rPr>
-          <w:i/>
-          <w:iCs/>
-        </w:rPr>
-        <w:t>Geophysical Research Letters.</w:t>
-      </w:r>
-      <w:r>
-        <w:rPr>
-          <w:i/>
-          <w:iCs/>
-        </w:rPr>
-        <w:t xml:space="preserve"> </w:t>
-      </w:r>
-      <w:r>
-        <w:t>Specifically, we believe that th</w:t>
-      </w:r>
-      <w:r>
-        <w:t xml:space="preserve">ese results have broad and immediate implications </w:t>
-      </w:r>
-      <w:r>
-        <w:t xml:space="preserve">since… </w:t>
-      </w:r>
-    </w:p>
-    <w:p/>
-    <w:p/>
-    <w:p/>
-    <w:p/>
-    <w:p/>
-    <w:p/>
-    <w:p/>
-    <w:p/>
-    <w:p/>
-    <w:p/>
-    <w:p/>
-    <w:p/>
-    <w:p/>
-    <w:p>
-      <w:r>
-        <w:t>GRL Journal Information</w:t>
-      </w:r>
-      <w:r>
-        <w:br/>
-      </w:r>
-      <w:r>
-        <w:br/>
-        <w:t>“…</w:t>
-      </w:r>
-      <w:r>
-        <w:t>should have broad and immediate implications in their discipline or across the geosciences</w:t>
-      </w:r>
-      <w:r>
-        <w:t>.”</w:t>
+      <w:pPr>
+        <w:rPr>
+          <w:sz w:val="22"/>
+          <w:szCs w:val="22"/>
+        </w:rPr>
+      </w:pPr>
+      <w:r>
+        <w:rPr>
+          <w:sz w:val="22"/>
+          <w:szCs w:val="22"/>
+        </w:rPr>
+        <w:t xml:space="preserve">All authors have reviewed the manuscript and approve of its submission. We have no conflicts of interest to declare. </w:t>
       </w:r>
     </w:p>
     <w:p>
-      <w:r>
-        <w:t xml:space="preserve">Outline: </w:t>
+      <w:pPr>
+        <w:rPr>
+          <w:sz w:val="22"/>
+          <w:szCs w:val="22"/>
+        </w:rPr>
+      </w:pPr>
+      <w:r>
+        <w:rPr>
+          <w:sz w:val="22"/>
+          <w:szCs w:val="22"/>
+        </w:rPr>
+        <w:t>Thank you for your consideration. We look forward to your feedback.</w:t>
       </w:r>
     </w:p>
     <w:p>
       <w:pPr>
-        <w:pStyle w:val="ListParagraph"/>
-        <w:numPr>
-          <w:ilvl w:val="0"/>
-          <w:numId w:val="1"/>
-        </w:numPr>
-      </w:pPr>
-      <w:r>
-        <w:rPr>
-          <w:i/>
-          <w:iCs/>
-        </w:rPr>
-        <w:t>General</w:t>
-      </w:r>
-      <w:r>
-        <w:rPr>
-          <w:i/>
-          <w:iCs/>
-        </w:rPr>
-        <w:t xml:space="preserve"> question that we are addressing</w:t>
-      </w:r>
-      <w:r>
-        <w:t>:</w:t>
-      </w:r>
-      <w:r>
-        <w:t xml:space="preserve">  How do large-scale climate patterns affect the intensity of wildfires in southeast Australia? </w:t>
+        <w:rPr>
+          <w:sz w:val="22"/>
+          <w:szCs w:val="22"/>
+        </w:rPr>
+      </w:pPr>
+      <w:r>
+        <w:rPr>
+          <w:sz w:val="22"/>
+          <w:szCs w:val="22"/>
+        </w:rPr>
+        <w:t>Sincerely,</w:t>
       </w:r>
     </w:p>
     <w:p>
       <w:pPr>
-        <w:pStyle w:val="ListParagraph"/>
-        <w:numPr>
-          <w:ilvl w:val="0"/>
-          <w:numId w:val="1"/>
-        </w:numPr>
-      </w:pPr>
-      <w:r>
-        <w:rPr>
-          <w:i/>
-          <w:iCs/>
-        </w:rPr>
-        <w:t>Open question (more specific and actually unanswered):</w:t>
-      </w:r>
-      <w:r>
-        <w:t xml:space="preserve"> Can we identify </w:t>
-      </w:r>
-      <w:r>
-        <w:t>a statistical relationship between</w:t>
-      </w:r>
-      <w:r>
-        <w:t xml:space="preserve"> climate mode </w:t>
-      </w:r>
-      <w:r>
-        <w:t>variability</w:t>
-      </w:r>
-      <w:r>
-        <w:t>,</w:t>
-      </w:r>
-      <w:r>
-        <w:t xml:space="preserve"> weeks or months</w:t>
-      </w:r>
-      <w:r>
-        <w:t xml:space="preserve"> before,</w:t>
-      </w:r>
-      <w:r>
-        <w:t xml:space="preserve"> to </w:t>
-      </w:r>
-      <w:r>
-        <w:t xml:space="preserve">a </w:t>
-      </w:r>
-      <w:r>
-        <w:t>wildfire events, via atmospheric CO emissions</w:t>
-      </w:r>
-      <w:r>
-        <w:t>?</w:t>
-      </w:r>
-    </w:p>
-    <w:p>
-      <w:pPr>
-        <w:pStyle w:val="ListParagraph"/>
-        <w:numPr>
-          <w:ilvl w:val="0"/>
-          <w:numId w:val="1"/>
-        </w:numPr>
-      </w:pPr>
-      <w:r>
-        <w:t xml:space="preserve"> What </w:t>
-      </w:r>
-      <w:r>
-        <w:t>climate mode variabilities affect southeast Australian wildfire via atmospheric CO anomalies, and what variations in temporal scale can contribute to these results?</w:t>
-      </w:r>
-    </w:p>
-    <w:p>
-      <w:pPr>
-        <w:pStyle w:val="ListParagraph"/>
-        <w:numPr>
-          <w:ilvl w:val="1"/>
-          <w:numId w:val="1"/>
-        </w:numPr>
-      </w:pPr>
-      <w:r>
-        <w:lastRenderedPageBreak/>
-        <w:t xml:space="preserve">(Not great) Also, do regions of the Indian Ocean basin, as represented by ETIO and WTIO, affect southeast Australian wildfire (via CO proxy) differently, and what does this tell us about how we should treat the connection between Australian wildfire and the influence of climate </w:t>
-      </w:r>
-      <w:proofErr w:type="spellStart"/>
-      <w:r>
-        <w:t>modes</w:t>
-      </w:r>
-      <w:proofErr w:type="spellEnd"/>
-      <w:r>
-        <w:t>, such as IOD/DMI.</w:t>
-      </w:r>
+        <w:rPr>
+          <w:sz w:val="22"/>
+          <w:szCs w:val="22"/>
+        </w:rPr>
+      </w:pPr>
+      <w:r>
+        <w:rPr>
+          <w:sz w:val="22"/>
+          <w:szCs w:val="22"/>
+        </w:rPr>
+        <w:t xml:space="preserve">Ryan H. Peterson </w:t>
+      </w:r>
+      <w:r>
+        <w:rPr>
+          <w:sz w:val="22"/>
+          <w:szCs w:val="22"/>
+        </w:rPr>
+        <w:br/>
+        <w:t xml:space="preserve">Department of Applied Mathematics and Statistics </w:t>
+      </w:r>
+      <w:r>
+        <w:rPr>
+          <w:sz w:val="22"/>
+          <w:szCs w:val="22"/>
+        </w:rPr>
+        <w:br/>
+        <w:t xml:space="preserve">Colorado School of Mines </w:t>
+      </w:r>
+      <w:r>
+        <w:rPr>
+          <w:sz w:val="22"/>
+          <w:szCs w:val="22"/>
+        </w:rPr>
+        <w:br/>
+      </w:r>
+      <w:hyperlink r:id="rId5" w:history="1">
+        <w:r>
+          <w:rPr>
+            <w:rStyle w:val="Hyperlink"/>
+            <w:sz w:val="22"/>
+            <w:szCs w:val="22"/>
+          </w:rPr>
+          <w:t>rhpeterson@mines.edu</w:t>
+        </w:r>
+      </w:hyperlink>
     </w:p>
     <w:sectPr>
       <w:pgSz w:w="12240" w:h="15840"/>
@@ -1426,6 +1493,29 @@
       <w:spacing w:val="5"/>
     </w:rPr>
   </w:style>
+  <w:style w:type="character" w:styleId="Hyperlink">
+    <w:name w:val="Hyperlink"/>
+    <w:basedOn w:val="DefaultParagraphFont"/>
+    <w:uiPriority w:val="99"/>
+    <w:unhideWhenUsed/>
+    <w:rsid w:val="00014063"/>
+    <w:rPr>
+      <w:color w:val="467886" w:themeColor="hyperlink"/>
+      <w:u w:val="single"/>
+    </w:rPr>
+  </w:style>
+  <w:style w:type="character" w:styleId="UnresolvedMention">
+    <w:name w:val="Unresolved Mention"/>
+    <w:basedOn w:val="DefaultParagraphFont"/>
+    <w:uiPriority w:val="99"/>
+    <w:semiHidden/>
+    <w:unhideWhenUsed/>
+    <w:rsid w:val="00014063"/>
+    <w:rPr>
+      <w:color w:val="605E5C"/>
+      <w:shd w:val="clear" w:color="auto" w:fill="E1DFDD"/>
+    </w:rPr>
+  </w:style>
 </w:styles>
 </file>
 
